--- a/research/Message_Stacyann_Young_Reply_2026-08-09b.docx
+++ b/research/Message_Stacyann_Young_Reply_2026-08-09b.docx
@@ -114,6 +114,20 @@
         <w:rPr>
           <w:b/>
         </w:rPr>
+        <w:t xml:space="preserve">One more thing, and I want to put it plainly: we do not have to send the Council letters at all.</w:t>
+      </w:r>
+      <w:r>
+        <w:t xml:space="preserve"> If writing to a federal council about public-records practice creates any question for you at work, or you would rather not have your name in front of that particular audience right now, say so and neither letter goes. The research stands on its own and the manuscript does not depend on them. There is no version of this where you have to weigh a professional risk against a favour to me.</w:t>
+      </w:r>
+    </w:p>
+    <w:p>
+      <w:pPr>
+        <w:spacing w:after="140"/>
+      </w:pPr>
+      <w:r>
+        <w:rPr>
+          <w:b/>
+        </w:rPr>
         <w:t xml:space="preserve">On the attorney reading your case notes: yes, and it may be worth more than a second opinion.</w:t>
       </w:r>
       <w:r>
@@ -125,15 +139,51 @@
         <w:spacing w:after="140"/>
       </w:pPr>
       <w:r>
-        <w:t xml:space="preserve">What that means in practice: they get ten cases, the public source and a short summary of each, and nothing else. Not your reads, not your notes, not the outcomes, not how many of each category to expect. They answer one question per case and take about two hours. The packet is already built and I can send it the moment you say who it goes to.</w:t>
-      </w:r>
-    </w:p>
-    <w:p>
-      <w:pPr>
-        <w:spacing w:after="140"/>
-      </w:pPr>
-      <w:r>
-        <w:t xml:space="preserve">If they would rather just read your notes informally, that is useful too and no packet is needed. Either way it is your call.</w:t>
+        <w:t xml:space="preserve">Here is the link to send them:</w:t>
+      </w:r>
+    </w:p>
+    <w:p>
+      <w:pPr>
+        <w:spacing w:after="140"/>
+      </w:pPr>
+      <w:r>
+        <w:rPr>
+          <w:b/>
+        </w:rPr>
+        <w:t xml:space="preserve">https://jrsstandard.com/recheck.html?k=llfmfn3rb2</w:t>
+      </w:r>
+    </w:p>
+    <w:p>
+      <w:pPr>
+        <w:spacing w:after="140"/>
+      </w:pPr>
+      <w:r>
+        <w:t xml:space="preserve">It opens ten of your cases, each with its public source and a short description of what the record is, and nothing else. Not your reads, not your notes, not the outcomes, not how many of each category to expect. They pick one of three labels per case, add a sentence on why, and it saves as they go so they can stop and come back. About two hours.</w:t>
+      </w:r>
+    </w:p>
+    <w:p>
+      <w:pPr>
+        <w:spacing w:after="140"/>
+      </w:pPr>
+      <w:r>
+        <w:t xml:space="preserve">One request, and it is the only thing that makes the result usable: </w:t>
+      </w:r>
+      <w:r>
+        <w:rPr>
+          <w:b/>
+        </w:rPr>
+        <w:t xml:space="preserve">please do not tell them how you read any of these cases.</w:t>
+      </w:r>
+      <w:r>
+        <w:t xml:space="preserve"> The link cannot leak your answers because it does not contain them, but a conversation can. If they already know how a case came out there is a tick for that on each case, so it gets recorded rather than dropped.</w:t>
+      </w:r>
+    </w:p>
+    <w:p>
+      <w:pPr>
+        <w:spacing w:after="140"/>
+      </w:pPr>
+      <w:r>
+        <w:t xml:space="preserve">If they would rather just read your notes informally, that is useful too and no link is needed. Either way it is your call.</w:t>
       </w:r>
     </w:p>
     <w:p>
@@ -561,28 +611,19 @@
         <w:rPr>
           <w:b/>
         </w:rPr>
-        <w:t xml:space="preserve">Who reads the ten cases blind</w:t>
-      </w:r>
-      <w:r>
-        <w:t xml:space="preserve">, if her attorney friend is willing to do it structured. </w:t>
+        <w:t xml:space="preserve">Whether the Council letters go at all.</w:t>
+      </w:r>
+      <w:r>
+        <w:t xml:space="preserve"> The message now offers to drop both if they create any question for her at work, with no counter-argument attached. If she declines, delete </w:t>
       </w:r>
       <w:r>
         <w:rPr>
           <w:rFonts w:ascii="Consolas" w:hAnsi="Consolas"/>
         </w:rPr>
-        <w:t xml:space="preserve">Blind_Recheck_Packet_E08</w:t>
-      </w:r>
-      <w:r>
-        <w:t xml:space="preserve"> goes to that person, never to her, and </w:t>
-      </w:r>
-      <w:r>
-        <w:rPr>
-          <w:rFonts w:ascii="Consolas" w:hAnsi="Consolas"/>
-        </w:rPr>
-        <w:t xml:space="preserve">Blind_Recheck_KEY_E08.md</w:t>
-      </w:r>
-      <w:r>
-        <w:t xml:space="preserve"> goes to nobody.</w:t>
+        <w:t xml:space="preserve">CFOC_Submission_2026-08-08</w:t>
+      </w:r>
+      <w:r>
+        <w:t xml:space="preserve"> rather than holding it.</w:t>
       </w:r>
     </w:p>
     <w:p>
@@ -597,10 +638,19 @@
         <w:rPr>
           <w:b/>
         </w:rPr>
-        <w:t xml:space="preserve">Her approval of the two Council notes</w:t>
-      </w:r>
-      <w:r>
-        <w:t xml:space="preserve"> before either is sent.</w:t>
+        <w:t xml:space="preserve">Whether her attorney friend takes the R1 link.</w:t>
+      </w:r>
+      <w:r>
+        <w:t xml:space="preserve"> If she names them, mark R1 assigned in </w:t>
+      </w:r>
+      <w:r>
+        <w:rPr>
+          <w:rFonts w:ascii="Consolas" w:hAnsi="Consolas"/>
+        </w:rPr>
+        <w:t xml:space="preserve">research/Blind_Recheck_Links_2026-08-09.md</w:t>
+      </w:r>
+      <w:r>
+        <w:t xml:space="preserve">. R2 and R3 stay spare.</w:t>
       </w:r>
     </w:p>
     <w:p>
@@ -637,6 +687,32 @@
       </w:r>
       <w:r>
         <w:t xml:space="preserve">, still optional, for the article and the data room.</w:t>
+      </w:r>
+    </w:p>
+    <w:p>
+      <w:pPr>
+        <w:pStyle w:val="Heading2"/>
+        <w:spacing w:after="140"/>
+      </w:pPr>
+      <w:r>
+        <w:t xml:space="preserve">Handling</w:t>
+      </w:r>
+    </w:p>
+    <w:p>
+      <w:pPr>
+        <w:spacing w:after="140"/>
+      </w:pPr>
+      <w:r>
+        <w:t xml:space="preserve">The R1 link goes to her to forward, because she has the relationship and a cold link from a stranger would not be answered. That is a deliberate trade: it puts the packet one step from the person who knows the answers, so the message asks her directly not to discuss her reads. </w:t>
+      </w:r>
+      <w:r>
+        <w:rPr>
+          <w:rFonts w:ascii="Consolas" w:hAnsi="Consolas"/>
+        </w:rPr>
+        <w:t xml:space="preserve">Blind_Recheck_KEY_E08.md</w:t>
+      </w:r>
+      <w:r>
+        <w:t xml:space="preserve"> goes to nobody, ever.</w:t>
       </w:r>
     </w:p>
     <w:sectPr>
